--- a/daily-reports/2026-10-30/report.docx
+++ b/daily-reports/2026-10-30/report.docx
@@ -28,28 +28,28 @@
         <w:pStyle w:val="Heading2"/>
       </w:pPr>
       <w:r>
-        <w:t>1. unclebob/ub-mode  ⭐ 4,941</w:t>
+        <w:t>1. unclebob/ub-mode  ⭐ 4,963</w:t>
       </w:r>
     </w:p>
     <w:p>
       <w:r>
-        <w:t>语言：未知 ｜ Stars：4,941 ｜ Forks：272</w:t>
+        <w:t>语言：未知 ｜ Stars：4,963 ｜ Forks：274</w:t>
         <w:br/>
       </w:r>
       <w:r>
-        <w:t>这是什么：这是一个由著名程序员 Uncle Bob 创建的项目，具体功能描述缺失，但根据名称推测可能与某种模式或工具相关。</w:t>
+        <w:t>这是什么：这是一个给文本编辑器用的配置/模式项目，由知名编程作者 Uncle Bob 维护，主要用来提供一套统一的编辑习惯和快捷键设置。简单说，它就像给编辑器装上一套“预设操作方式”，让你按固定套路写代码更顺手。</w:t>
         <w:br/>
       </w:r>
       <w:r>
-        <w:t>能用来做什么：由于描述缺失，无法确定具体用途，可能用于编程学习或特定开发场景。</w:t>
+        <w:t>能用来做什么：适合想统一自己写代码时的编辑操作习惯、减少重复手动操作的人，比如在写代码时快速格式化、跳转和编辑。</w:t>
         <w:br/>
       </w:r>
       <w:r>
-        <w:t>适用领域：软件开发、编程学习</w:t>
+        <w:t>适用领域：编程学习、代码编辑、软件开发</w:t>
         <w:br/>
       </w:r>
       <w:r>
-        <w:t>对新手有什么帮助：对新手来说，可以关注作者的其他知名项目来学习编程思想，但本项目信息不足，建议先了解作者背景。</w:t>
+        <w:t>对新手有什么帮助：对新手来说，可以借它了解专业程序员是怎么配置编辑器的，但需要先有一点编辑器使用基础，不太适合完全零基础直接上手。</w:t>
         <w:br/>
       </w:r>
       <w:r>
@@ -61,28 +61,28 @@
         <w:pStyle w:val="Heading2"/>
       </w:pPr>
       <w:r>
-        <w:t>2. rddmwmddr/android-ad-cleaner  ⭐ 4,847</w:t>
+        <w:t>2. rddmwmddr/android-ad-cleaner  ⭐ 4,858</w:t>
       </w:r>
     </w:p>
     <w:p>
       <w:r>
-        <w:t>语言：Python ｜ Stars：4,847 ｜ Forks：439</w:t>
+        <w:t>语言：Python ｜ Stars：4,858 ｜ Forks：440</w:t>
         <w:br/>
       </w:r>
       <w:r>
-        <w:t>这是什么：这是一个帮助国产安卓手机用户关闭系统内广告、热搜、资讯推荐和营销推送的工具，不需要 root 手机，操作可还原，还支持 AI 智能体一键执行。</w:t>
+        <w:t>这是什么：这是一个帮你关掉国产安卓手机里系统广告、热搜、资讯推荐和营销推送的小工具。它不需要给手机“越狱”（root，即获取最高权限），改动可以还原，还支持让 AI 智能体一键执行。</w:t>
         <w:br/>
       </w:r>
       <w:r>
-        <w:t>能用来做什么：适合想摆脱手机广告骚扰的用户，可以一键清理系统广告，让手机界面更清爽。</w:t>
+        <w:t>能用来做什么：适合被手机里各种弹窗广告、推荐流和营销通知烦到的人，用来让手机界面更干净、少被打扰。</w:t>
         <w:br/>
       </w:r>
       <w:r>
-        <w:t>适用领域：手机工具、系统优化、广告拦截</w:t>
+        <w:t>适用领域：手机系统优化、个人效率、隐私与去广告</w:t>
         <w:br/>
       </w:r>
       <w:r>
-        <w:t>对新手有什么帮助：如果你受够了手机里的各种广告，这个工具可以帮你轻松关闭它们，而且不用担心损坏手机，因为操作可还原。</w:t>
+        <w:t>对新手有什么帮助：新手可以直接用它减少手机广告干扰，操作门槛低、可还原，不用担心把手机改坏。</w:t>
         <w:br/>
       </w:r>
       <w:r>
@@ -94,20 +94,20 @@
         <w:pStyle w:val="Heading2"/>
       </w:pPr>
       <w:r>
-        <w:t>3. interplains/Zero-Breach-Toolkit  ⭐ 3,676</w:t>
+        <w:t>3. interplains/Zero-Breach-Toolkit  ⭐ 3,684</w:t>
       </w:r>
     </w:p>
     <w:p>
       <w:r>
-        <w:t>语言：Python ｜ Stars：3,676 ｜ Forks：391</w:t>
+        <w:t>语言：Python ｜ Stars：3,684 ｜ Forks：391</w:t>
         <w:br/>
       </w:r>
       <w:r>
-        <w:t>这是什么：这是一个免费开源的离线检查工具包，用于检测已知雇佣兵间谍软件的痕迹，支持 Windows、macOS、Linux、安卓手机和 iPhone 备份。</w:t>
+        <w:t>这是什么：这是一套免费开源的离线检查工具，用来在电脑和手机里查找已知“雇佣兵间谍软件”（专门卖给机构监控个人的恶意软件）留下的痕迹。它支持 Windows、macOS、Linux，也能检查安卓手机和 iPhone 备份。</w:t>
         <w:br/>
       </w:r>
       <w:r>
-        <w:t>能用来做什么：适合关心隐私安全的用户，可以检查自己的设备是否被间谍软件感染，尤其是记者、活动人士等高风险人群。</w:t>
+        <w:t>能用来做什么：适合怀疑自己设备被监控的人做自查，比如检查电脑或手机备份里有没有可疑软件残留。</w:t>
         <w:br/>
       </w:r>
       <w:r>
@@ -115,7 +115,7 @@
         <w:br/>
       </w:r>
       <w:r>
-        <w:t>对新手有什么帮助：如果你担心手机或电脑被监控，这个工具可以帮你做初步检查，提高安全意识，而且完全离线，不会泄露你的数据。</w:t>
+        <w:t>对新手有什么帮助：对新手来说，它提供了一个不用联网、按步骤就能跑的检查方式，能帮你初步判断设备是否安全，也适合学习隐私安全知识。</w:t>
         <w:br/>
       </w:r>
       <w:r>
@@ -127,28 +127,28 @@
         <w:pStyle w:val="Heading2"/>
       </w:pPr>
       <w:r>
-        <w:t>4. anhao/ai-pose-gallery-zh  ⭐ 3,458</w:t>
+        <w:t>4. anhao/ai-pose-gallery-zh  ⭐ 3,490</w:t>
       </w:r>
     </w:p>
     <w:p>
       <w:r>
-        <w:t>语言：HTML ｜ Stars：3,458 ｜ Forks：897</w:t>
+        <w:t>语言：HTML ｜ Stars：3,490 ｜ Forks：905</w:t>
         <w:br/>
       </w:r>
       <w:r>
-        <w:t>这是什么：这是一个中文版的 AI 姿势参考图库，包含 1439 组、2878 张图片，完全汉化，是一个零依赖的静态画廊，方便浏览和参考。</w:t>
+        <w:t>这是什么：这是一个中文版的 AI 绘画姿势参考图库，收录了 1439 组、共 2878 张图片，并且做了完整汉化。它是一个纯静态网页画廊，打开就能看，不需要安装额外依赖。</w:t>
         <w:br/>
       </w:r>
       <w:r>
-        <w:t>能用来做什么：适合画师、设计师或 AI 绘画爱好者寻找人物姿势灵感，可以直接在网页上浏览各种姿势图片。</w:t>
+        <w:t>能用来做什么：适合用 AI 画图时找人物姿势参考，比如给生成的人物图挑选动作、构图灵感。</w:t>
         <w:br/>
       </w:r>
       <w:r>
-        <w:t>适用领域：艺术设计、AI 绘画、插画参考</w:t>
+        <w:t>适用领域：AI 绘画、美术参考、内容创作</w:t>
         <w:br/>
       </w:r>
       <w:r>
-        <w:t>对新手有什么帮助：如果你需要画人物但不知道摆什么姿势，这个图库提供了大量参考，而且完全免费开源，可以直接使用。</w:t>
+        <w:t>对新手有什么帮助：新手可以直接打开网页浏览现成姿势图，省去自己找参考的时间，也能帮助理解 AI 绘画里姿势描述怎么写。</w:t>
         <w:br/>
       </w:r>
       <w:r>
@@ -160,28 +160,28 @@
         <w:pStyle w:val="Heading2"/>
       </w:pPr>
       <w:r>
-        <w:t>5. designfuchen/word-atlas  ⭐ 3,279</w:t>
+        <w:t>5. designfuchen/word-atlas  ⭐ 3,285</w:t>
       </w:r>
     </w:p>
     <w:p>
       <w:r>
-        <w:t>语言：TypeScript ｜ Stars：3,279 ｜ Forks：718</w:t>
+        <w:t>语言：TypeScript ｜ Stars：3,285 ｜ Forks：720</w:t>
         <w:br/>
       </w:r>
       <w:r>
-        <w:t>这是什么：这是一个图文并茂的雅思词汇学习应用，包含 7298 个单词，配有英式和美式发音，并采用 FSRS 间隔重复算法帮助记忆，同时开源了应用和数据集。</w:t>
+        <w:t>这是什么：这是一个叫“词光 · Word Atlas”的雅思词汇学习应用，带插图，收录 7298 个单词，有英式/美式发音和 FSRS 复习算法（一种根据记忆规律安排复习时间的算法）。它包含开源应用和可自由使用的词库数据。</w:t>
         <w:br/>
       </w:r>
       <w:r>
-        <w:t>能用来做什么：适合备考雅思或想提升英语词汇量的学习者，可以通过看图、听发音和科学复习来高效背单词。</w:t>
+        <w:t>能用来做什么：适合备考雅思的人背单词、练发音和按记忆曲线复习，也适合想用带图方式记单词的学习者。</w:t>
         <w:br/>
       </w:r>
       <w:r>
-        <w:t>适用领域：英语学习、教育、语言备考</w:t>
+        <w:t>适用领域：英语学习、雅思备考、教育应用</w:t>
         <w:br/>
       </w:r>
       <w:r>
-        <w:t>对新手有什么帮助：如果你想系统背雅思单词，这个应用提供了丰富的图片和发音，还有科学的复习计划，让背单词更轻松有效。</w:t>
+        <w:t>对新手有什么帮助：新手可以直接用它按计划背雅思词汇，发音和复习提醒能帮你更省力地坚持学习。</w:t>
         <w:br/>
       </w:r>
       <w:r>
@@ -212,7 +212,7 @@
         <w:t>LLM Voice</w:t>
       </w:r>
       <w:r>
-        <w:t>（👍 424）</w:t>
+        <w:t>（👍 435）</w:t>
       </w:r>
       <w:r>
         <w:br/>
@@ -220,7 +220,7 @@
       </w:r>
       <w:r>
         <w:br/>
-        <w:t>摘要：介绍 LLM Voice 这一语音相关项目/工具，探讨大语言模型在语音交互场景中的应用方式，值得关注语音 AI 接口的演进方向。</w:t>
+        <w:t>摘要：介绍 LLM Voice 这一语音相关项目或工具，探讨大语言模型在语音交互场景中的应用，值得关注语音 AI 与 LLM 结合的新进展。</w:t>
       </w:r>
     </w:p>
     <w:p>
@@ -231,7 +231,7 @@
         <w:t>We ran AI agent swarms in Minecraft and Mindustry</w:t>
       </w:r>
       <w:r>
-        <w:t>（👍 247）</w:t>
+        <w:t>（👍 250）</w:t>
       </w:r>
       <w:r>
         <w:br/>
@@ -239,7 +239,7 @@
       </w:r>
       <w:r>
         <w:br/>
-        <w:t>摘要：分享在 Minecraft 和 Mindustry 两款游戏中运行 AI 智能体集群（agent swarms）的实验，展示多智能体协作在开放环境中的实践与挑战。</w:t>
+        <w:t>摘要：分享在 Minecraft 和 Mindustry 两款游戏中运行 AI 智能体集群（agent swarms）的实验，展示多智能体协作在开放环境中的实践，对多智能体研究有参考价值。</w:t>
       </w:r>
     </w:p>
     <w:p>
@@ -263,7 +263,7 @@
       </w:r>
       <w:r>
         <w:br/>
-        <w:t>摘要：arXiv 论文重新审视「神经稠密区（neural thickets）」理论，尝试在不依赖权重扰动的条件下进行分析，为理解神经网络训练动力学提供新视角。</w:t>
+        <w:t>摘要：arXiv 论文重新审视「神经稠密丛」（neural thickets）理论，尝试在不依赖权重扰动的情况下进行分析，属于深度学习理论方向的方法改进。</w:t>
       </w:r>
     </w:p>
     <w:p>
@@ -287,7 +287,7 @@
       </w:r>
       <w:r>
         <w:br/>
-        <w:t>摘要：报道 STEPX Neo 发布两周后迎来首次升级，智能体能力持续释放，反映国产智能体产品快速迭代的节奏。</w:t>
+        <w:t>摘要：STEPX Neo 发布两周后迎来首次升级，智能体能力持续释放，反映该产品快速迭代节奏，值得关注其智能体功能的实际表现。</w:t>
       </w:r>
     </w:p>
     <w:p>
@@ -311,7 +311,7 @@
       </w:r>
       <w:r>
         <w:br/>
-        <w:t>摘要：谷歌发布 Genie 4 世界模型，号称能生成可交互的虚拟世界，被视为世界模型方向的重要进展，值得关注其对具身智能与内容生成的影响。</w:t>
+        <w:t>摘要：谷歌发布 Genie 4，被称是真正的「世界模型」，可生成可交互的虚拟世界，代表世界模型方向的重要突破，对具身智能与生成式环境研究意义重大。</w:t>
       </w:r>
     </w:p>
     <w:sectPr>
